--- a/자동 전자책/7_주제리서치/손절은다이얼이다_리서치.docx
+++ b/자동 전자책/7_주제리서치/손절은다이얼이다_리서치.docx
@@ -3606,7 +3606,7 @@
                 <w:sz w:val="18"/>
                 <w:szCs w:val="18"/>
               </w:rPr>
-              <w:t xml:space="preserve">부모와 단절한 성인 자녀 52명. 단절은 연속선이며 거리를 벌리거나 유지하는 소통 행동 10가지가 있다.</w:t>
+              <w:t xml:space="preserve">부모와 단절한 성인 자녀 52명. 단절은 연속선이다. 연락의 양·질, 물리적 거리, 감정, 화해 욕구 등 8가지 특성으로 정도를 잰다(Scharp 2021 확인).</w:t>
             </w:r>
           </w:p>
         </w:tc>
@@ -14359,7 +14359,7 @@
             <w:pPr>
               <w:spacing w:after="0"/>
             </w:pPr>
-            <w:hyperlink w:history="1" r:id="rIdj5vkcspvi-6dcbtirt7mz">
+            <w:hyperlink w:history="1" r:id="rIdlm0cclpb57vcwckmqj6n4">
               <w:r>
                 <w:rPr>
                   <w:rFonts w:ascii="Pretendard" w:cs="Pretendard" w:eastAsia="Pretendard" w:hAnsi="Pretendard"/>
@@ -14485,7 +14485,7 @@
             <w:pPr>
               <w:spacing w:after="0"/>
             </w:pPr>
-            <w:hyperlink w:history="1" r:id="rIdnfkhwr-f22zndj5mm3_h3">
+            <w:hyperlink w:history="1" r:id="rId2oyk8uww609y5iwiiaxat">
               <w:r>
                 <w:rPr>
                   <w:rFonts w:ascii="Pretendard" w:cs="Pretendard" w:eastAsia="Pretendard" w:hAnsi="Pretendard"/>
@@ -14611,7 +14611,7 @@
             <w:pPr>
               <w:spacing w:after="0"/>
             </w:pPr>
-            <w:hyperlink w:history="1" r:id="rIdacefrftr0nh7vvmjhenl_">
+            <w:hyperlink w:history="1" r:id="rIdwsba2pg-8121qffvxq3xz">
               <w:r>
                 <w:rPr>
                   <w:rFonts w:ascii="Pretendard" w:cs="Pretendard" w:eastAsia="Pretendard" w:hAnsi="Pretendard"/>
@@ -14737,7 +14737,7 @@
             <w:pPr>
               <w:spacing w:after="0"/>
             </w:pPr>
-            <w:hyperlink w:history="1" r:id="rId8xsalhhpid6ydmag_fhia">
+            <w:hyperlink w:history="1" r:id="rIdue3eed2t7eggmaoql_gkn">
               <w:r>
                 <w:rPr>
                   <w:rFonts w:ascii="Pretendard" w:cs="Pretendard" w:eastAsia="Pretendard" w:hAnsi="Pretendard"/>
@@ -14863,7 +14863,7 @@
             <w:pPr>
               <w:spacing w:after="0"/>
             </w:pPr>
-            <w:hyperlink w:history="1" r:id="rId1ahve4ibxog8obliv5kmk">
+            <w:hyperlink w:history="1" r:id="rIdeuqnlacxddesdm-s_edgn">
               <w:r>
                 <w:rPr>
                   <w:rFonts w:ascii="Pretendard" w:cs="Pretendard" w:eastAsia="Pretendard" w:hAnsi="Pretendard"/>
@@ -14989,7 +14989,7 @@
             <w:pPr>
               <w:spacing w:after="0"/>
             </w:pPr>
-            <w:hyperlink w:history="1" r:id="rId-6jhvzbxsiz01-s0tm94-">
+            <w:hyperlink w:history="1" r:id="rId_drunglqmxehghfq1l23b">
               <w:r>
                 <w:rPr>
                   <w:rFonts w:ascii="Pretendard" w:cs="Pretendard" w:eastAsia="Pretendard" w:hAnsi="Pretendard"/>
@@ -15115,7 +15115,7 @@
             <w:pPr>
               <w:spacing w:after="0"/>
             </w:pPr>
-            <w:hyperlink w:history="1" r:id="rId5b8vipl1hjciacdd40kyv">
+            <w:hyperlink w:history="1" r:id="rIdzlv33-udbdsgglve_1px4">
               <w:r>
                 <w:rPr>
                   <w:rFonts w:ascii="Pretendard" w:cs="Pretendard" w:eastAsia="Pretendard" w:hAnsi="Pretendard"/>
@@ -15241,7 +15241,7 @@
             <w:pPr>
               <w:spacing w:after="0"/>
             </w:pPr>
-            <w:hyperlink w:history="1" r:id="rId0zilx40yilkvlduszemwo">
+            <w:hyperlink w:history="1" r:id="rIdlr0wglfeee0d8lcr1erst">
               <w:r>
                 <w:rPr>
                   <w:rFonts w:ascii="Pretendard" w:cs="Pretendard" w:eastAsia="Pretendard" w:hAnsi="Pretendard"/>
@@ -15367,7 +15367,7 @@
             <w:pPr>
               <w:spacing w:after="0"/>
             </w:pPr>
-            <w:hyperlink w:history="1" r:id="rId6aeamrf66jw6vhqeegabx">
+            <w:hyperlink w:history="1" r:id="rIdzgckfd7kyxldxvfqj98es">
               <w:r>
                 <w:rPr>
                   <w:rFonts w:ascii="Pretendard" w:cs="Pretendard" w:eastAsia="Pretendard" w:hAnsi="Pretendard"/>
@@ -15493,7 +15493,7 @@
             <w:pPr>
               <w:spacing w:after="0"/>
             </w:pPr>
-            <w:hyperlink w:history="1" r:id="rIdallvymvf6nemr9z4hx0fx">
+            <w:hyperlink w:history="1" r:id="rIde8uzt4o1ebgcw83_vllza">
               <w:r>
                 <w:rPr>
                   <w:rFonts w:ascii="Pretendard" w:cs="Pretendard" w:eastAsia="Pretendard" w:hAnsi="Pretendard"/>
@@ -15619,7 +15619,7 @@
             <w:pPr>
               <w:spacing w:after="0"/>
             </w:pPr>
-            <w:hyperlink w:history="1" r:id="rIdqadpylvyjmrj5zobhreuj">
+            <w:hyperlink w:history="1" r:id="rIdm2ajdxg-te4krnaccnohi">
               <w:r>
                 <w:rPr>
                   <w:rFonts w:ascii="Pretendard" w:cs="Pretendard" w:eastAsia="Pretendard" w:hAnsi="Pretendard"/>
@@ -15745,7 +15745,7 @@
             <w:pPr>
               <w:spacing w:after="0"/>
             </w:pPr>
-            <w:hyperlink w:history="1" r:id="rIdiuo8yf-zzekjdkukiw9u3">
+            <w:hyperlink w:history="1" r:id="rId6jhmnbkghonle4jmbncic">
               <w:r>
                 <w:rPr>
                   <w:rFonts w:ascii="Pretendard" w:cs="Pretendard" w:eastAsia="Pretendard" w:hAnsi="Pretendard"/>
@@ -15871,7 +15871,7 @@
             <w:pPr>
               <w:spacing w:after="0"/>
             </w:pPr>
-            <w:hyperlink w:history="1" r:id="rIdejcte0adyhyrgvml-4pxz">
+            <w:hyperlink w:history="1" r:id="rIdgimgrrg2vs8cvucmgcwvr">
               <w:r>
                 <w:rPr>
                   <w:rFonts w:ascii="Pretendard" w:cs="Pretendard" w:eastAsia="Pretendard" w:hAnsi="Pretendard"/>
@@ -15997,7 +15997,7 @@
             <w:pPr>
               <w:spacing w:after="0"/>
             </w:pPr>
-            <w:hyperlink w:history="1" r:id="rIdwag5nwbblswhjc2-knrvi">
+            <w:hyperlink w:history="1" r:id="rIdryvv-mtxqoiveecmcv0ah">
               <w:r>
                 <w:rPr>
                   <w:rFonts w:ascii="Pretendard" w:cs="Pretendard" w:eastAsia="Pretendard" w:hAnsi="Pretendard"/>
@@ -16123,7 +16123,7 @@
             <w:pPr>
               <w:spacing w:after="0"/>
             </w:pPr>
-            <w:hyperlink w:history="1" r:id="rIdlgxe24e6t95ubvgqjtaot">
+            <w:hyperlink w:history="1" r:id="rIdtcpmhhjg8rbgpa9i00jlp">
               <w:r>
                 <w:rPr>
                   <w:rFonts w:ascii="Pretendard" w:cs="Pretendard" w:eastAsia="Pretendard" w:hAnsi="Pretendard"/>
@@ -16249,7 +16249,7 @@
             <w:pPr>
               <w:spacing w:after="0"/>
             </w:pPr>
-            <w:hyperlink w:history="1" r:id="rId5y76idp9e1l9nbrds5wod">
+            <w:hyperlink w:history="1" r:id="rIdcpt30an0dxvbtznfsesdy">
               <w:r>
                 <w:rPr>
                   <w:rFonts w:ascii="Pretendard" w:cs="Pretendard" w:eastAsia="Pretendard" w:hAnsi="Pretendard"/>
@@ -16375,7 +16375,7 @@
             <w:pPr>
               <w:spacing w:after="0"/>
             </w:pPr>
-            <w:hyperlink w:history="1" r:id="rIdvblv1n81oe84nmyqrqb__">
+            <w:hyperlink w:history="1" r:id="rIdov0qx0q-otan3larkolzg">
               <w:r>
                 <w:rPr>
                   <w:rFonts w:ascii="Pretendard" w:cs="Pretendard" w:eastAsia="Pretendard" w:hAnsi="Pretendard"/>
@@ -16501,7 +16501,7 @@
             <w:pPr>
               <w:spacing w:after="0"/>
             </w:pPr>
-            <w:hyperlink w:history="1" r:id="rId-ftn1xlb_0ith444bbnsp">
+            <w:hyperlink w:history="1" r:id="rIdfvsql1qz2k9xwojpofy8r">
               <w:r>
                 <w:rPr>
                   <w:rFonts w:ascii="Pretendard" w:cs="Pretendard" w:eastAsia="Pretendard" w:hAnsi="Pretendard"/>
@@ -16627,7 +16627,7 @@
             <w:pPr>
               <w:spacing w:after="0"/>
             </w:pPr>
-            <w:hyperlink w:history="1" r:id="rId7px1mf228oybalbhm7kvm">
+            <w:hyperlink w:history="1" r:id="rIdsjplyq769awjoupzdnshf">
               <w:r>
                 <w:rPr>
                   <w:rFonts w:ascii="Pretendard" w:cs="Pretendard" w:eastAsia="Pretendard" w:hAnsi="Pretendard"/>
@@ -16753,7 +16753,7 @@
             <w:pPr>
               <w:spacing w:after="0"/>
             </w:pPr>
-            <w:hyperlink w:history="1" r:id="rIdrmf3csaajv_pqglahegjj">
+            <w:hyperlink w:history="1" r:id="rIdbohiwbwjrifxkb2ff7pcj">
               <w:r>
                 <w:rPr>
                   <w:rFonts w:ascii="Pretendard" w:cs="Pretendard" w:eastAsia="Pretendard" w:hAnsi="Pretendard"/>
@@ -16879,7 +16879,7 @@
             <w:pPr>
               <w:spacing w:after="0"/>
             </w:pPr>
-            <w:hyperlink w:history="1" r:id="rId7z45_yeywn8okxckrcukd">
+            <w:hyperlink w:history="1" r:id="rIdsjfe1xbdarswmulkh1gs7">
               <w:r>
                 <w:rPr>
                   <w:rFonts w:ascii="Pretendard" w:cs="Pretendard" w:eastAsia="Pretendard" w:hAnsi="Pretendard"/>
@@ -17005,7 +17005,7 @@
             <w:pPr>
               <w:spacing w:after="0"/>
             </w:pPr>
-            <w:hyperlink w:history="1" r:id="rIdualbzelyzc5lhmdxq1ap4">
+            <w:hyperlink w:history="1" r:id="rIdum93z8stnu1lghxwuxbvo">
               <w:r>
                 <w:rPr>
                   <w:rFonts w:ascii="Pretendard" w:cs="Pretendard" w:eastAsia="Pretendard" w:hAnsi="Pretendard"/>
@@ -17131,7 +17131,7 @@
             <w:pPr>
               <w:spacing w:after="0"/>
             </w:pPr>
-            <w:hyperlink w:history="1" r:id="rIdev24ydnyvodwgivksuswl">
+            <w:hyperlink w:history="1" r:id="rIdzgkf4zbgc1s90p1f6cbls">
               <w:r>
                 <w:rPr>
                   <w:rFonts w:ascii="Pretendard" w:cs="Pretendard" w:eastAsia="Pretendard" w:hAnsi="Pretendard"/>
@@ -17257,7 +17257,7 @@
             <w:pPr>
               <w:spacing w:after="0"/>
             </w:pPr>
-            <w:hyperlink w:history="1" r:id="rId3ul-tzwg93gvuq1bsb7qf">
+            <w:hyperlink w:history="1" r:id="rIdjramrxxpgjglei3mulnvx">
               <w:r>
                 <w:rPr>
                   <w:rFonts w:ascii="Pretendard" w:cs="Pretendard" w:eastAsia="Pretendard" w:hAnsi="Pretendard"/>
@@ -17383,7 +17383,7 @@
             <w:pPr>
               <w:spacing w:after="0"/>
             </w:pPr>
-            <w:hyperlink w:history="1" r:id="rIdpcczt1x4nejdtxotviqyn">
+            <w:hyperlink w:history="1" r:id="rIde7bf3cyxokfzut8tg28ns">
               <w:r>
                 <w:rPr>
                   <w:rFonts w:ascii="Pretendard" w:cs="Pretendard" w:eastAsia="Pretendard" w:hAnsi="Pretendard"/>
@@ -17509,7 +17509,7 @@
             <w:pPr>
               <w:spacing w:after="0"/>
             </w:pPr>
-            <w:hyperlink w:history="1" r:id="rIdkrhxdugvbo_g6fduohsqc">
+            <w:hyperlink w:history="1" r:id="rIdvckkbuyzegu2emqkginrm">
               <w:r>
                 <w:rPr>
                   <w:rFonts w:ascii="Pretendard" w:cs="Pretendard" w:eastAsia="Pretendard" w:hAnsi="Pretendard"/>
@@ -17635,7 +17635,7 @@
             <w:pPr>
               <w:spacing w:after="0"/>
             </w:pPr>
-            <w:hyperlink w:history="1" r:id="rIdpurna8plwezdoskt4en6c">
+            <w:hyperlink w:history="1" r:id="rIddyhcdrgvajdmcl2idmr9a">
               <w:r>
                 <w:rPr>
                   <w:rFonts w:ascii="Pretendard" w:cs="Pretendard" w:eastAsia="Pretendard" w:hAnsi="Pretendard"/>
@@ -17761,7 +17761,7 @@
             <w:pPr>
               <w:spacing w:after="0"/>
             </w:pPr>
-            <w:hyperlink w:history="1" r:id="rIdhl5lbmnafbbxz0rert5l3">
+            <w:hyperlink w:history="1" r:id="rId96svq9uzf1e8qvopcrfeb">
               <w:r>
                 <w:rPr>
                   <w:rFonts w:ascii="Pretendard" w:cs="Pretendard" w:eastAsia="Pretendard" w:hAnsi="Pretendard"/>
@@ -17887,7 +17887,7 @@
             <w:pPr>
               <w:spacing w:after="0"/>
             </w:pPr>
-            <w:hyperlink w:history="1" r:id="rId5dbvi7a4sbvoimrqx7r9m">
+            <w:hyperlink w:history="1" r:id="rIdasgwkazzyrs_jgvmsiodz">
               <w:r>
                 <w:rPr>
                   <w:rFonts w:ascii="Pretendard" w:cs="Pretendard" w:eastAsia="Pretendard" w:hAnsi="Pretendard"/>
@@ -18013,7 +18013,7 @@
             <w:pPr>
               <w:spacing w:after="0"/>
             </w:pPr>
-            <w:hyperlink w:history="1" r:id="rIdtttbhevmbe1rlbjw5ydp6">
+            <w:hyperlink w:history="1" r:id="rIdqnxmawrwoho5obhs1ebx1">
               <w:r>
                 <w:rPr>
                   <w:rFonts w:ascii="Pretendard" w:cs="Pretendard" w:eastAsia="Pretendard" w:hAnsi="Pretendard"/>
@@ -18139,7 +18139,7 @@
             <w:pPr>
               <w:spacing w:after="0"/>
             </w:pPr>
-            <w:hyperlink w:history="1" r:id="rId3p2jl_aovi8u9he8poem0">
+            <w:hyperlink w:history="1" r:id="rIdfgk9uvkcf1u05a5ou7ain">
               <w:r>
                 <w:rPr>
                   <w:rFonts w:ascii="Pretendard" w:cs="Pretendard" w:eastAsia="Pretendard" w:hAnsi="Pretendard"/>
@@ -18438,7 +18438,7 @@
             <w:pPr>
               <w:spacing w:after="0"/>
             </w:pPr>
-            <w:hyperlink w:history="1" r:id="rIdpjo-pof7-w6r4jgjl6uwu">
+            <w:hyperlink w:history="1" r:id="rIdgrvtgfq1inci4xhvoz_ac">
               <w:r>
                 <w:rPr>
                   <w:rFonts w:ascii="Pretendard" w:cs="Pretendard" w:eastAsia="Pretendard" w:hAnsi="Pretendard"/>
@@ -18564,7 +18564,7 @@
             <w:pPr>
               <w:spacing w:after="0"/>
             </w:pPr>
-            <w:hyperlink w:history="1" r:id="rIdhgfggr5g0bhzoezqrfctw">
+            <w:hyperlink w:history="1" r:id="rIdwqcfbn9c8ibmxixffozwd">
               <w:r>
                 <w:rPr>
                   <w:rFonts w:ascii="Pretendard" w:cs="Pretendard" w:eastAsia="Pretendard" w:hAnsi="Pretendard"/>
@@ -18690,7 +18690,7 @@
             <w:pPr>
               <w:spacing w:after="0"/>
             </w:pPr>
-            <w:hyperlink w:history="1" r:id="rIdvo33i65wybj90abgejytv">
+            <w:hyperlink w:history="1" r:id="rIdyi7ojikf9fopoz_qcaxa7">
               <w:r>
                 <w:rPr>
                   <w:rFonts w:ascii="Pretendard" w:cs="Pretendard" w:eastAsia="Pretendard" w:hAnsi="Pretendard"/>
@@ -18816,7 +18816,7 @@
             <w:pPr>
               <w:spacing w:after="0"/>
             </w:pPr>
-            <w:hyperlink w:history="1" r:id="rId4bahdaahxzmyht4q-ck_x">
+            <w:hyperlink w:history="1" r:id="rIdkhih82q2mzmusxzrq1ha_">
               <w:r>
                 <w:rPr>
                   <w:rFonts w:ascii="Pretendard" w:cs="Pretendard" w:eastAsia="Pretendard" w:hAnsi="Pretendard"/>
@@ -18942,7 +18942,7 @@
             <w:pPr>
               <w:spacing w:after="0"/>
             </w:pPr>
-            <w:hyperlink w:history="1" r:id="rIdczolc0nobt2chbtkl0u2g">
+            <w:hyperlink w:history="1" r:id="rId8gkujvsvfozlhwjwgoci1">
               <w:r>
                 <w:rPr>
                   <w:rFonts w:ascii="Pretendard" w:cs="Pretendard" w:eastAsia="Pretendard" w:hAnsi="Pretendard"/>
@@ -19068,7 +19068,7 @@
             <w:pPr>
               <w:spacing w:after="0"/>
             </w:pPr>
-            <w:hyperlink w:history="1" r:id="rIdad9mzxj01ewin3wx4e1rb">
+            <w:hyperlink w:history="1" r:id="rIdoelijbdxl6knv6siozz8p">
               <w:r>
                 <w:rPr>
                   <w:rFonts w:ascii="Pretendard" w:cs="Pretendard" w:eastAsia="Pretendard" w:hAnsi="Pretendard"/>
@@ -19194,7 +19194,7 @@
             <w:pPr>
               <w:spacing w:after="0"/>
             </w:pPr>
-            <w:hyperlink w:history="1" r:id="rIdtg9ewpudbk4hcfvdrgqwu">
+            <w:hyperlink w:history="1" r:id="rId8hfvnq611obmd_zd8obch">
               <w:r>
                 <w:rPr>
                   <w:rFonts w:ascii="Pretendard" w:cs="Pretendard" w:eastAsia="Pretendard" w:hAnsi="Pretendard"/>
@@ -19320,7 +19320,7 @@
             <w:pPr>
               <w:spacing w:after="0"/>
             </w:pPr>
-            <w:hyperlink w:history="1" r:id="rIdirqq2ozcc-3t0fjyxycvp">
+            <w:hyperlink w:history="1" r:id="rIdyerwrh1_dnm2rf12iaee6">
               <w:r>
                 <w:rPr>
                   <w:rFonts w:ascii="Pretendard" w:cs="Pretendard" w:eastAsia="Pretendard" w:hAnsi="Pretendard"/>
@@ -19446,7 +19446,7 @@
             <w:pPr>
               <w:spacing w:after="0"/>
             </w:pPr>
-            <w:hyperlink w:history="1" r:id="rIdcnwl6ngto_7vw4mgogz-r">
+            <w:hyperlink w:history="1" r:id="rIdrs5h_gixxeo0lextqfct0">
               <w:r>
                 <w:rPr>
                   <w:rFonts w:ascii="Pretendard" w:cs="Pretendard" w:eastAsia="Pretendard" w:hAnsi="Pretendard"/>
@@ -19572,7 +19572,7 @@
             <w:pPr>
               <w:spacing w:after="0"/>
             </w:pPr>
-            <w:hyperlink w:history="1" r:id="rIdgny4rmdcgzj6ibjtbiqoq">
+            <w:hyperlink w:history="1" r:id="rIdjinsyctt3qsml2fatxp-x">
               <w:r>
                 <w:rPr>
                   <w:rFonts w:ascii="Pretendard" w:cs="Pretendard" w:eastAsia="Pretendard" w:hAnsi="Pretendard"/>
@@ -19698,7 +19698,7 @@
             <w:pPr>
               <w:spacing w:after="0"/>
             </w:pPr>
-            <w:hyperlink w:history="1" r:id="rIdxi-3dbtg25-cgvnicale9">
+            <w:hyperlink w:history="1" r:id="rIdbpeajmr3ci66vu-gdih6w">
               <w:r>
                 <w:rPr>
                   <w:rFonts w:ascii="Pretendard" w:cs="Pretendard" w:eastAsia="Pretendard" w:hAnsi="Pretendard"/>
@@ -19824,7 +19824,7 @@
             <w:pPr>
               <w:spacing w:after="0"/>
             </w:pPr>
-            <w:hyperlink w:history="1" r:id="rIdugixykd2jmffl3ugqefai">
+            <w:hyperlink w:history="1" r:id="rIdwue-hxbqligmtzt77axmr">
               <w:r>
                 <w:rPr>
                   <w:rFonts w:ascii="Pretendard" w:cs="Pretendard" w:eastAsia="Pretendard" w:hAnsi="Pretendard"/>
@@ -19950,7 +19950,7 @@
             <w:pPr>
               <w:spacing w:after="0"/>
             </w:pPr>
-            <w:hyperlink w:history="1" r:id="rIdyfl72plrvksmst8el9uyc">
+            <w:hyperlink w:history="1" r:id="rIdmhcwo2np249coqqtmej5g">
               <w:r>
                 <w:rPr>
                   <w:rFonts w:ascii="Pretendard" w:cs="Pretendard" w:eastAsia="Pretendard" w:hAnsi="Pretendard"/>
@@ -20076,7 +20076,7 @@
             <w:pPr>
               <w:spacing w:after="0"/>
             </w:pPr>
-            <w:hyperlink w:history="1" r:id="rIdvojtchnnj7iwwvamhcct-">
+            <w:hyperlink w:history="1" r:id="rIdt3djwiv62qwbwnt_aw4qz">
               <w:r>
                 <w:rPr>
                   <w:rFonts w:ascii="Pretendard" w:cs="Pretendard" w:eastAsia="Pretendard" w:hAnsi="Pretendard"/>
@@ -20202,7 +20202,7 @@
             <w:pPr>
               <w:spacing w:after="0"/>
             </w:pPr>
-            <w:hyperlink w:history="1" r:id="rIdqpn1jt0pwetj-h8s9cr2q">
+            <w:hyperlink w:history="1" r:id="rIdjgs1q78si3z6ojfhea7n-">
               <w:r>
                 <w:rPr>
                   <w:rFonts w:ascii="Pretendard" w:cs="Pretendard" w:eastAsia="Pretendard" w:hAnsi="Pretendard"/>
@@ -20328,7 +20328,7 @@
             <w:pPr>
               <w:spacing w:after="0"/>
             </w:pPr>
-            <w:hyperlink w:history="1" r:id="rId_joitniwy1blo3arblt3w">
+            <w:hyperlink w:history="1" r:id="rIdxfc3wmcxrkjnvkr67ar6m">
               <w:r>
                 <w:rPr>
                   <w:rFonts w:ascii="Pretendard" w:cs="Pretendard" w:eastAsia="Pretendard" w:hAnsi="Pretendard"/>
@@ -20454,7 +20454,7 @@
             <w:pPr>
               <w:spacing w:after="0"/>
             </w:pPr>
-            <w:hyperlink w:history="1" r:id="rIdws3ckdds75gx0wedtp-rr">
+            <w:hyperlink w:history="1" r:id="rIdkhnfgo-kkyuaekqnrfrds">
               <w:r>
                 <w:rPr>
                   <w:rFonts w:ascii="Pretendard" w:cs="Pretendard" w:eastAsia="Pretendard" w:hAnsi="Pretendard"/>
@@ -20580,7 +20580,7 @@
             <w:pPr>
               <w:spacing w:after="0"/>
             </w:pPr>
-            <w:hyperlink w:history="1" r:id="rIdk3hu4icrzdzrt0gks9hsf">
+            <w:hyperlink w:history="1" r:id="rIdhabxkucumg28zvlgtlrm9">
               <w:r>
                 <w:rPr>
                   <w:rFonts w:ascii="Pretendard" w:cs="Pretendard" w:eastAsia="Pretendard" w:hAnsi="Pretendard"/>
@@ -20706,7 +20706,7 @@
             <w:pPr>
               <w:spacing w:after="0"/>
             </w:pPr>
-            <w:hyperlink w:history="1" r:id="rIdmlmcxp195lraikwvw5xzs">
+            <w:hyperlink w:history="1" r:id="rIdn2zes_hz1kqffzdzojl7s">
               <w:r>
                 <w:rPr>
                   <w:rFonts w:ascii="Pretendard" w:cs="Pretendard" w:eastAsia="Pretendard" w:hAnsi="Pretendard"/>
@@ -20832,7 +20832,7 @@
             <w:pPr>
               <w:spacing w:after="0"/>
             </w:pPr>
-            <w:hyperlink w:history="1" r:id="rIdm7pccsgys5rufokbuvzcs">
+            <w:hyperlink w:history="1" r:id="rIdeawhcuwkbl1luxqhhzso7">
               <w:r>
                 <w:rPr>
                   <w:rFonts w:ascii="Pretendard" w:cs="Pretendard" w:eastAsia="Pretendard" w:hAnsi="Pretendard"/>
@@ -20958,7 +20958,7 @@
             <w:pPr>
               <w:spacing w:after="0"/>
             </w:pPr>
-            <w:hyperlink w:history="1" r:id="rId4xv7mizmtsnxqqb5zoito">
+            <w:hyperlink w:history="1" r:id="rIdttlr0sgfakphpjewhgwxc">
               <w:r>
                 <w:rPr>
                   <w:rFonts w:ascii="Pretendard" w:cs="Pretendard" w:eastAsia="Pretendard" w:hAnsi="Pretendard"/>
@@ -21084,7 +21084,7 @@
             <w:pPr>
               <w:spacing w:after="0"/>
             </w:pPr>
-            <w:hyperlink w:history="1" r:id="rIdp4w3t9avo_x-ji6pflbfd">
+            <w:hyperlink w:history="1" r:id="rIdup1ame4o2ojlgzaj-2h0t">
               <w:r>
                 <w:rPr>
                   <w:rFonts w:ascii="Pretendard" w:cs="Pretendard" w:eastAsia="Pretendard" w:hAnsi="Pretendard"/>
@@ -21210,7 +21210,7 @@
             <w:pPr>
               <w:spacing w:after="0"/>
             </w:pPr>
-            <w:hyperlink w:history="1" r:id="rId0qwbza9c_hlvfb_odt8ka">
+            <w:hyperlink w:history="1" r:id="rIdloe8hkyntapxqpq123x8e">
               <w:r>
                 <w:rPr>
                   <w:rFonts w:ascii="Pretendard" w:cs="Pretendard" w:eastAsia="Pretendard" w:hAnsi="Pretendard"/>
